--- a/docs/Report/AI_Evidence/Week7.docx
+++ b/docs/Report/AI_Evidence/Week7.docx
@@ -14,7 +14,7 @@
           <w:color w:val="000000"/>
           <w:sz w:val="24"/>
         </w:rPr>
-        <w:t>Nhiệm vụ 1: Xây dựng service đọc và trích xuất nội dung file CV sử dụng Mammoth và thư viện Transformers</w:t>
+        <w:t>Task 1: Build service to read and extract CV content using Mammoth and Transformers</w:t>
       </w:r>
     </w:p>
     <w:tbl>
@@ -39,7 +39,7 @@
                 <w:b/>
                 <w:sz w:val="24"/>
               </w:rPr>
-              <w:t>Tên công cụ AI</w:t>
+              <w:t>AI Tool Used</w:t>
             </w:r>
           </w:p>
         </w:tc>
@@ -70,7 +70,7 @@
                 <w:b/>
                 <w:sz w:val="24"/>
               </w:rPr>
-              <w:t>Giai đoạn SDLC</w:t>
+              <w:t>SDLC Phase</w:t>
             </w:r>
           </w:p>
         </w:tc>
@@ -84,7 +84,7 @@
                 <w:rFonts w:ascii="Times New Roman" w:hAnsi="Times New Roman"/>
                 <w:sz w:val="24"/>
               </w:rPr>
-              <w:t>Triển khai</w:t>
+              <w:t>Implementation</w:t>
             </w:r>
           </w:p>
         </w:tc>
@@ -101,7 +101,7 @@
                 <w:b/>
                 <w:sz w:val="24"/>
               </w:rPr>
-              <w:t>Thước đo định lượng</w:t>
+              <w:t>Quantitative Measure</w:t>
             </w:r>
           </w:p>
         </w:tc>
@@ -115,7 +115,7 @@
                 <w:rFonts w:ascii="Times New Roman" w:hAnsi="Times New Roman"/>
                 <w:sz w:val="24"/>
               </w:rPr>
-              <w:t>Hỗ trợ 3 định dạng file phổ biến (PDF, DOC, DOCX)</w:t>
+              <w:t>Support 3 common file formats (PDF, DOC, DOCX)</w:t>
             </w:r>
           </w:p>
         </w:tc>
@@ -132,7 +132,7 @@
                 <w:b/>
                 <w:sz w:val="24"/>
               </w:rPr>
-              <w:t>Giá trị đóng góp (1-5)</w:t>
+              <w:t>Value Added (1-5)</w:t>
             </w:r>
           </w:p>
         </w:tc>
@@ -163,7 +163,7 @@
                 <w:b/>
                 <w:sz w:val="24"/>
               </w:rPr>
-              <w:t>Rủi ro &amp; Hạn chế</w:t>
+              <w:t>Risks &amp; Limitations</w:t>
             </w:r>
           </w:p>
         </w:tc>
@@ -177,7 +177,7 @@
                 <w:rFonts w:ascii="Times New Roman" w:hAnsi="Times New Roman"/>
                 <w:sz w:val="24"/>
               </w:rPr>
-              <w:t>Thư viện đọc file nhị phân có thể hoạt động khác nhau tùy hệ điều hành khi build docker.</w:t>
+              <w:t>Binary parsing libraries can exhibit platform-dependent behavior when built in Docker.</w:t>
             </w:r>
           </w:p>
         </w:tc>
@@ -198,7 +198,7 @@
           <w:b/>
           <w:sz w:val="24"/>
         </w:rPr>
-        <w:t>1. Câu hỏi gửi AI (Prompt)</w:t>
+        <w:t>1. Prompt Sent to AI (Prompt)</w:t>
       </w:r>
     </w:p>
     <w:p>
@@ -212,7 +212,7 @@
           <w:i/>
           <w:sz w:val="24"/>
         </w:rPr>
-        <w:t>Viết một NestJS service để trích xuất văn bản từ CV đã tải lên (PDF, DOCX) và sử dụng `@xenova/transformers` để tạo ra các vector nhúng tương ứng.</w:t>
+        <w:t>Write a NestJS service to extract text from uploaded CVs (PDF, DOCX) and use `@xenova/transformers` to generate embeddings.</w:t>
       </w:r>
     </w:p>
     <w:p>
@@ -225,7 +225,7 @@
           <w:b/>
           <w:sz w:val="24"/>
         </w:rPr>
-        <w:t>2. Câu trả lời chi tiết của AI</w:t>
+        <w:t>2. Detailed AI Response</w:t>
       </w:r>
     </w:p>
     <w:p>
@@ -240,7 +240,7 @@
         </w:rPr>
         <w:t>import { pipeline } from '@xenova/transformers';</w:t>
         <w:br/>
-        <w:t>const extractor = await pipeline('feature-extraction', 'Xenova/all-MiniLM-L6-v2');</w:t>
+        <w:t>const extractor = await pipeline('feature-extraction', 'Xenova/multilingual-e5-small');</w:t>
         <w:br/>
         <w:t>const result = await extractor(text, { pooling: 'mean', normalize: true });</w:t>
         <w:br/>
@@ -257,7 +257,7 @@
           <w:b/>
           <w:sz w:val="24"/>
         </w:rPr>
-        <w:t>3. Đánh giá, chọn lọc &amp; Tùy biến mã nguồn của Sinh viên</w:t>
+        <w:t>3. Student's Validation, Selection &amp; Source Code Customization</w:t>
       </w:r>
     </w:p>
     <w:p>
@@ -269,7 +269,7 @@
           <w:rFonts w:ascii="Times New Roman" w:hAnsi="Times New Roman"/>
           <w:sz w:val="24"/>
         </w:rPr>
-        <w:t>Chúng tôi triển khai bộ phân tích CV. Chúng tôi đã tích hợp cả Mammoth (cho file DOCX) và pdf-parse (cho file PDF) vào cùng một service. Chúng tôi thiết lập bộ lọc định dạng file ở đầu vào để chặn các file không hợp lệ và đảm bảo độ dài văn bản trích xuất được cắt bớt để không vượt quá giới hạn token của mô hình AI.</w:t>
+        <w:t>We implemented the CV parsing pipeline. We integrated Mammoth (for DOCX) and pdf-parse (for PDF) into a single service. We added file format validation at input and truncated text to prevent exceeding the AI model's token limits.</w:t>
       </w:r>
     </w:p>
     <w:p>
@@ -284,7 +284,7 @@
           <w:color w:val="000000"/>
           <w:sz w:val="24"/>
         </w:rPr>
-        <w:t>Nhiệm vụ 2: Xây dựng API Portal cho ứng viên để tải CV và chọn lịch phỏng vấn</w:t>
+        <w:t>Task 2: Build Candidate Portal API for CV upload and interview scheduling</w:t>
       </w:r>
     </w:p>
     <w:tbl>
@@ -309,7 +309,7 @@
                 <w:b/>
                 <w:sz w:val="24"/>
               </w:rPr>
-              <w:t>Tên công cụ AI</w:t>
+              <w:t>AI Tool Used</w:t>
             </w:r>
           </w:p>
         </w:tc>
@@ -340,7 +340,7 @@
                 <w:b/>
                 <w:sz w:val="24"/>
               </w:rPr>
-              <w:t>Giai đoạn SDLC</w:t>
+              <w:t>SDLC Phase</w:t>
             </w:r>
           </w:p>
         </w:tc>
@@ -354,7 +354,7 @@
                 <w:rFonts w:ascii="Times New Roman" w:hAnsi="Times New Roman"/>
                 <w:sz w:val="24"/>
               </w:rPr>
-              <w:t>Triển khai</w:t>
+              <w:t>Implementation</w:t>
             </w:r>
           </w:p>
         </w:tc>
@@ -371,7 +371,7 @@
                 <w:b/>
                 <w:sz w:val="24"/>
               </w:rPr>
-              <w:t>Thước đo định lượng</w:t>
+              <w:t>Quantitative Measure</w:t>
             </w:r>
           </w:p>
         </w:tc>
@@ -385,7 +385,7 @@
                 <w:rFonts w:ascii="Times New Roman" w:hAnsi="Times New Roman"/>
                 <w:sz w:val="24"/>
               </w:rPr>
-              <w:t>Xây dựng thành công 3 endpoint chính</w:t>
+              <w:t>Implement 3 candidate portal endpoints</w:t>
             </w:r>
           </w:p>
         </w:tc>
@@ -402,7 +402,7 @@
                 <w:b/>
                 <w:sz w:val="24"/>
               </w:rPr>
-              <w:t>Giá trị đóng góp (1-5)</w:t>
+              <w:t>Value Added (1-5)</w:t>
             </w:r>
           </w:p>
         </w:tc>
@@ -433,7 +433,7 @@
                 <w:b/>
                 <w:sz w:val="24"/>
               </w:rPr>
-              <w:t>Rủi ro &amp; Hạn chế</w:t>
+              <w:t>Risks &amp; Limitations</w:t>
             </w:r>
           </w:p>
         </w:tc>
@@ -447,7 +447,7 @@
                 <w:rFonts w:ascii="Times New Roman" w:hAnsi="Times New Roman"/>
                 <w:sz w:val="24"/>
               </w:rPr>
-              <w:t>Lịch phỏng vấn ứng viên chọn có thể trùng chéo với lịch của người phỏng vấn nếu không khóa kịp thời.</w:t>
+              <w:t>Candidates might select slots that clash with interviewer availability if not locked immediately.</w:t>
             </w:r>
           </w:p>
         </w:tc>
@@ -468,7 +468,7 @@
           <w:b/>
           <w:sz w:val="24"/>
         </w:rPr>
-        <w:t>1. Câu hỏi gửi AI (Prompt)</w:t>
+        <w:t>1. Prompt Sent to AI (Prompt)</w:t>
       </w:r>
     </w:p>
     <w:p>
@@ -482,7 +482,7 @@
           <w:i/>
           <w:sz w:val="24"/>
         </w:rPr>
-        <w:t>Tạo các Swagger annotation và NestJS controller cho cổng thông tin ứng viên: tải lên CV, chọn lịch phỏng vấn và xem thông báo tuyển dụng.</w:t>
+        <w:t>Create Swagger annotations and NestJS controller for candidate portal: upload CV, select interview slots, and view notices.</w:t>
       </w:r>
     </w:p>
     <w:p>
@@ -495,7 +495,7 @@
           <w:b/>
           <w:sz w:val="24"/>
         </w:rPr>
-        <w:t>2. Câu trả lời chi tiết của AI</w:t>
+        <w:t>2. Detailed AI Response</w:t>
       </w:r>
     </w:p>
     <w:p>
@@ -507,7 +507,7 @@
           <w:rFonts w:ascii="Times New Roman" w:hAnsi="Times New Roman"/>
           <w:sz w:val="24"/>
         </w:rPr>
-        <w:t>Định nghĩa các controller `POST /candidate/cv` và `PATCH /candidate/slots/:slotId`. Thêm các decorator `@ApiBody` và `@ApiOperation` để sinh tài liệu API.</w:t>
+        <w:t>Define routes `POST /candidate/cv` and `PATCH /candidate/slots/:slotId` with `@ApiBody` and `@ApiOperation` decorators.</w:t>
       </w:r>
     </w:p>
     <w:p>
@@ -520,7 +520,7 @@
           <w:b/>
           <w:sz w:val="24"/>
         </w:rPr>
-        <w:t>3. Đánh giá, chọn lọc &amp; Tùy biến mã nguồn của Sinh viên</w:t>
+        <w:t>3. Student's Validation, Selection &amp; Source Code Customization</w:t>
       </w:r>
     </w:p>
     <w:p>
@@ -532,7 +532,7 @@
           <w:rFonts w:ascii="Times New Roman" w:hAnsi="Times New Roman"/>
           <w:sz w:val="24"/>
         </w:rPr>
-        <w:t>Chúng tôi xem xét các endpoint cho portal ứng viên. Chúng tôi đã bổ sung logic kiểm tra quyền sở hữu bản ghi để ngăn chặn việc ứng viên này thay đổi lịch phỏng vấn hoặc ghi đè CV của ứng viên khác thông qua việc thay đổi ID trên URL yêu cầu.</w:t>
+        <w:t>We reviewed candidate portal endpoints. We added record ownership checks to prevent candidates from altering other candidates' schedules or overwriting CVs by manipulating URL parameters.</w:t>
       </w:r>
     </w:p>
     <w:p>
@@ -547,7 +547,7 @@
           <w:color w:val="000000"/>
           <w:sz w:val="24"/>
         </w:rPr>
-        <w:t>Nhiệm vụ 3: Triển khai quy trình thay thế file CV cũ trên object storage một cách an toàn</w:t>
+        <w:t>Task 3: Implement safe CV replacement workflow on object storage</w:t>
       </w:r>
     </w:p>
     <w:tbl>
@@ -572,7 +572,7 @@
                 <w:b/>
                 <w:sz w:val="24"/>
               </w:rPr>
-              <w:t>Tên công cụ AI</w:t>
+              <w:t>AI Tool Used</w:t>
             </w:r>
           </w:p>
         </w:tc>
@@ -603,7 +603,7 @@
                 <w:b/>
                 <w:sz w:val="24"/>
               </w:rPr>
-              <w:t>Giai đoạn SDLC</w:t>
+              <w:t>SDLC Phase</w:t>
             </w:r>
           </w:p>
         </w:tc>
@@ -617,7 +617,7 @@
                 <w:rFonts w:ascii="Times New Roman" w:hAnsi="Times New Roman"/>
                 <w:sz w:val="24"/>
               </w:rPr>
-              <w:t>Kiểm thử</w:t>
+              <w:t>Testing</w:t>
             </w:r>
           </w:p>
         </w:tc>
@@ -634,7 +634,7 @@
                 <w:b/>
                 <w:sz w:val="24"/>
               </w:rPr>
-              <w:t>Thước đo định lượng</w:t>
+              <w:t>Quantitative Measure</w:t>
             </w:r>
           </w:p>
         </w:tc>
@@ -648,7 +648,7 @@
                 <w:rFonts w:ascii="Times New Roman" w:hAnsi="Times New Roman"/>
                 <w:sz w:val="24"/>
               </w:rPr>
-              <w:t>Triển khai thành công 1 hook giao dịch an toàn</w:t>
+              <w:t>Implement 1 transaction hook</w:t>
             </w:r>
           </w:p>
         </w:tc>
@@ -665,7 +665,7 @@
                 <w:b/>
                 <w:sz w:val="24"/>
               </w:rPr>
-              <w:t>Giá trị đóng góp (1-5)</w:t>
+              <w:t>Value Added (1-5)</w:t>
             </w:r>
           </w:p>
         </w:tc>
@@ -696,7 +696,7 @@
                 <w:b/>
                 <w:sz w:val="24"/>
               </w:rPr>
-              <w:t>Rủi ro &amp; Hạn chế</w:t>
+              <w:t>Risks &amp; Limitations</w:t>
             </w:r>
           </w:p>
         </w:tc>
@@ -710,7 +710,7 @@
                 <w:rFonts w:ascii="Times New Roman" w:hAnsi="Times New Roman"/>
                 <w:sz w:val="24"/>
               </w:rPr>
-              <w:t>Có thể để lại file rác trên storage nếu tiến trình xóa gặp sự cố gián đoạn mạng giữa chừng.</w:t>
+              <w:t>Network failures during S3 deletion can leave orphan files in the storage bucket.</w:t>
             </w:r>
           </w:p>
         </w:tc>
@@ -731,7 +731,7 @@
           <w:b/>
           <w:sz w:val="24"/>
         </w:rPr>
-        <w:t>1. Câu hỏi gửi AI (Prompt)</w:t>
+        <w:t>1. Prompt Sent to AI (Prompt)</w:t>
       </w:r>
     </w:p>
     <w:p>
@@ -745,7 +745,7 @@
           <w:i/>
           <w:sz w:val="24"/>
         </w:rPr>
-        <w:t>Làm thế nào để thay thế file CV của ứng viên một cách an toàn? Chúng tôi cần xóa file cũ trên object storage và cập nhật database record đồng thời.</w:t>
+        <w:t>How do we replace a candidate CV safely? We need to delete the old file from S3 and update the database record.</w:t>
       </w:r>
     </w:p>
     <w:p>
@@ -758,7 +758,7 @@
           <w:b/>
           <w:sz w:val="24"/>
         </w:rPr>
-        <w:t>2. Câu trả lời chi tiết của AI</w:t>
+        <w:t>2. Detailed AI Response</w:t>
       </w:r>
     </w:p>
     <w:p>
@@ -770,7 +770,7 @@
           <w:rFonts w:ascii="Times New Roman" w:hAnsi="Times New Roman"/>
           <w:sz w:val="24"/>
         </w:rPr>
-        <w:t>Trong transaction của bạn, thực hiện cập nhật bản ghi CV trước. Nếu cập nhật database thành công, gọi lệnh xóa file cũ trên S3. Nếu database lỗi, bỏ qua lệnh xóa.</w:t>
+        <w:t>Update DB record first inside a transaction. Upon commit, delete the old file from S3. If database fails, rollback.</w:t>
       </w:r>
     </w:p>
     <w:p>
@@ -783,7 +783,7 @@
           <w:b/>
           <w:sz w:val="24"/>
         </w:rPr>
-        <w:t>3. Đánh giá, chọn lọc &amp; Tùy biến mã nguồn của Sinh viên</w:t>
+        <w:t>3. Student's Validation, Selection &amp; Source Code Customization</w:t>
       </w:r>
     </w:p>
     <w:p>
@@ -795,7 +795,7 @@
           <w:rFonts w:ascii="Times New Roman" w:hAnsi="Times New Roman"/>
           <w:sz w:val="24"/>
         </w:rPr>
-        <w:t>Chúng tôi thiết kế giao dịch thay thế file. Chúng tôi đã đóng gói hoạt động cập nhật database và xóa file vật lý trong khối try-catch. File trên S3 chỉ bị xóa sau khi giao dịch database commit thành công, nhằm tránh tình trạng mất file gốc nếu xảy ra lỗi ghi cơ sở dữ liệu.</w:t>
+        <w:t>We designed the replacement transaction. We wrapped database updates and S3 file deletion in a try-catch block. The S3 file deletion is only triggered after the database transaction successfully commits, preventing orphaned files or lost data.</w:t>
       </w:r>
     </w:p>
     <w:p>
@@ -810,7 +810,7 @@
           <w:color w:val="000000"/>
           <w:sz w:val="24"/>
         </w:rPr>
-        <w:t>Nhiệm vụ 4: Xây dựng câu lệnh truy vấn tìm kiếm kết hợp giữa PGVector và TSVector</w:t>
+        <w:t>Task 4: Create hybrid search query combining PGVector and TSVector</w:t>
       </w:r>
     </w:p>
     <w:tbl>
@@ -835,7 +835,7 @@
                 <w:b/>
                 <w:sz w:val="24"/>
               </w:rPr>
-              <w:t>Tên công cụ AI</w:t>
+              <w:t>AI Tool Used</w:t>
             </w:r>
           </w:p>
         </w:tc>
@@ -866,7 +866,7 @@
                 <w:b/>
                 <w:sz w:val="24"/>
               </w:rPr>
-              <w:t>Giai đoạn SDLC</w:t>
+              <w:t>SDLC Phase</w:t>
             </w:r>
           </w:p>
         </w:tc>
@@ -880,7 +880,7 @@
                 <w:rFonts w:ascii="Times New Roman" w:hAnsi="Times New Roman"/>
                 <w:sz w:val="24"/>
               </w:rPr>
-              <w:t>Triển khai</w:t>
+              <w:t>Implementation</w:t>
             </w:r>
           </w:p>
         </w:tc>
@@ -897,7 +897,7 @@
                 <w:b/>
                 <w:sz w:val="24"/>
               </w:rPr>
-              <w:t>Thước đo định lượng</w:t>
+              <w:t>Quantitative Measure</w:t>
             </w:r>
           </w:p>
         </w:tc>
@@ -911,7 +911,7 @@
                 <w:rFonts w:ascii="Times New Roman" w:hAnsi="Times New Roman"/>
                 <w:sz w:val="24"/>
               </w:rPr>
-              <w:t>Xây dựng 1 câu truy vấn kết hợp tối ưu</w:t>
+              <w:t>Build 1 optimized hybrid search query</w:t>
             </w:r>
           </w:p>
         </w:tc>
@@ -928,7 +928,7 @@
                 <w:b/>
                 <w:sz w:val="24"/>
               </w:rPr>
-              <w:t>Giá trị đóng góp (1-5)</w:t>
+              <w:t>Value Added (1-5)</w:t>
             </w:r>
           </w:p>
         </w:tc>
@@ -959,7 +959,7 @@
                 <w:b/>
                 <w:sz w:val="24"/>
               </w:rPr>
-              <w:t>Rủi ro &amp; Hạn chế</w:t>
+              <w:t>Risks &amp; Limitations</w:t>
             </w:r>
           </w:p>
         </w:tc>
@@ -973,7 +973,7 @@
                 <w:rFonts w:ascii="Times New Roman" w:hAnsi="Times New Roman"/>
                 <w:sz w:val="24"/>
               </w:rPr>
-              <w:t>Cần điều chỉnh ngưỡng lọc điểm tương đồng để tránh trả về quá nhiều kết quả không liên quan.</w:t>
+              <w:t>Threshold tuning is required to filter out unrelated low-scoring candidates.</w:t>
             </w:r>
           </w:p>
         </w:tc>
@@ -994,7 +994,7 @@
           <w:b/>
           <w:sz w:val="24"/>
         </w:rPr>
-        <w:t>1. Câu hỏi gửi AI (Prompt)</w:t>
+        <w:t>1. Prompt Sent to AI (Prompt)</w:t>
       </w:r>
     </w:p>
     <w:p>
@@ -1008,7 +1008,7 @@
           <w:i/>
           <w:sz w:val="24"/>
         </w:rPr>
-        <w:t>Viết một truy vấn SQL thuần cho PostgreSQL kết hợp pgvector similarity và full-text search (tsvector) để tìm kiếm ứng viên theo nội dung CV.</w:t>
+        <w:t>Write a raw SQL query for PostgreSQL combining pgvector similarity and full-text search (tsvector) to retrieve candidates.</w:t>
       </w:r>
     </w:p>
     <w:p>
@@ -1021,7 +1021,7 @@
           <w:b/>
           <w:sz w:val="24"/>
         </w:rPr>
-        <w:t>2. Câu trả lời chi tiết của AI</w:t>
+        <w:t>2. Detailed AI Response</w:t>
       </w:r>
     </w:p>
     <w:p>
@@ -1051,7 +1051,7 @@
           <w:b/>
           <w:sz w:val="24"/>
         </w:rPr>
-        <w:t>3. Đánh giá, chọn lọc &amp; Tùy biến mã nguồn của Sinh viên</w:t>
+        <w:t>3. Student's Validation, Selection &amp; Source Code Customization</w:t>
       </w:r>
     </w:p>
     <w:p>
@@ -1063,7 +1063,7 @@
           <w:rFonts w:ascii="Times New Roman" w:hAnsi="Times New Roman"/>
           <w:sz w:val="24"/>
         </w:rPr>
-        <w:t>Chúng tôi đánh giá câu truy vấn SQL kết hợp. Chúng tôi tinh chỉnh câu truy vấn để áp dụng trọng số linh hoạt (70% cho độ tương đồng ngữ nghĩa vector và 30% cho tần suất từ khóa FTS). Điều này cải thiện độ chính xác kết quả tìm kiếm khi nhà tuyển dụng tìm kiếm các kỹ năng đặc thù.</w:t>
+        <w:t>We evaluated the SQL query. We customized the query to apply dynamic weights (70% for vector semantic similarity and 30% for FTS term frequency). This improves search relevance when recruiters search for specific technology keywords.</w:t>
       </w:r>
     </w:p>
     <w:p>
@@ -1078,7 +1078,7 @@
           <w:color w:val="000000"/>
           <w:sz w:val="24"/>
         </w:rPr>
-        <w:t>Nhiệm vụ 5: Tập trung hóa phân quyền HR và giới hạn quyền truy cập nhận xét phỏng vấn</w:t>
+        <w:t>Task 5: Centralize HR authorization and restrict access to interview feedback comments</w:t>
       </w:r>
     </w:p>
     <w:tbl>
@@ -1103,7 +1103,7 @@
                 <w:b/>
                 <w:sz w:val="24"/>
               </w:rPr>
-              <w:t>Tên công cụ AI</w:t>
+              <w:t>AI Tool Used</w:t>
             </w:r>
           </w:p>
         </w:tc>
@@ -1134,7 +1134,7 @@
                 <w:b/>
                 <w:sz w:val="24"/>
               </w:rPr>
-              <w:t>Giai đoạn SDLC</w:t>
+              <w:t>SDLC Phase</w:t>
             </w:r>
           </w:p>
         </w:tc>
@@ -1148,7 +1148,7 @@
                 <w:rFonts w:ascii="Times New Roman" w:hAnsi="Times New Roman"/>
                 <w:sz w:val="24"/>
               </w:rPr>
-              <w:t>Triển khai</w:t>
+              <w:t>Implementation</w:t>
             </w:r>
           </w:p>
         </w:tc>
@@ -1165,7 +1165,7 @@
                 <w:b/>
                 <w:sz w:val="24"/>
               </w:rPr>
-              <w:t>Thước đo định lượng</w:t>
+              <w:t>Quantitative Measure</w:t>
             </w:r>
           </w:p>
         </w:tc>
@@ -1179,7 +1179,7 @@
                 <w:rFonts w:ascii="Times New Roman" w:hAnsi="Times New Roman"/>
                 <w:sz w:val="24"/>
               </w:rPr>
-              <w:t>Cấu hình 1 bộ phân quyền thống nhất</w:t>
+              <w:t>Configure 1 unified authorization guard</w:t>
             </w:r>
           </w:p>
         </w:tc>
@@ -1196,7 +1196,7 @@
                 <w:b/>
                 <w:sz w:val="24"/>
               </w:rPr>
-              <w:t>Giá trị đóng góp (1-5)</w:t>
+              <w:t>Value Added (1-5)</w:t>
             </w:r>
           </w:p>
         </w:tc>
@@ -1227,7 +1227,7 @@
                 <w:b/>
                 <w:sz w:val="24"/>
               </w:rPr>
-              <w:t>Rủi ro &amp; Hạn chế</w:t>
+              <w:t>Risks &amp; Limitations</w:t>
             </w:r>
           </w:p>
         </w:tc>
@@ -1241,7 +1241,7 @@
                 <w:rFonts w:ascii="Times New Roman" w:hAnsi="Times New Roman"/>
                 <w:sz w:val="24"/>
               </w:rPr>
-              <w:t>Người dùng có thể bị chặn truy cập nếu ID người phỏng vấn bị gán sai trong database.</w:t>
+              <w:t>Recruiters can be locked out of feedback submission if interviewer IDs are mismatched in the database.</w:t>
             </w:r>
           </w:p>
         </w:tc>
@@ -1262,7 +1262,7 @@
           <w:b/>
           <w:sz w:val="24"/>
         </w:rPr>
-        <w:t>1. Câu hỏi gửi AI (Prompt)</w:t>
+        <w:t>1. Prompt Sent to AI (Prompt)</w:t>
       </w:r>
     </w:p>
     <w:p>
@@ -1276,7 +1276,7 @@
           <w:i/>
           <w:sz w:val="24"/>
         </w:rPr>
-        <w:t>Viết mã kiểm tra phân quyền để đảm bảo chỉ người phỏng vấn được phân công lịch hoặc HR mới có thể cập nhật nhận xét phỏng vấn của ứng viên.</w:t>
+        <w:t>Write guard code to ensure only assigned interviewers or HR can update candidate interview comments.</w:t>
       </w:r>
     </w:p>
     <w:p>
@@ -1289,7 +1289,7 @@
           <w:b/>
           <w:sz w:val="24"/>
         </w:rPr>
-        <w:t>2. Câu trả lời chi tiết của AI</w:t>
+        <w:t>2. Detailed AI Response</w:t>
       </w:r>
     </w:p>
     <w:p>
@@ -1301,7 +1301,7 @@
           <w:rFonts w:ascii="Times New Roman" w:hAnsi="Times New Roman"/>
           <w:sz w:val="24"/>
         </w:rPr>
-        <w:t>Trong feedback guard, tải thông tin lịch phỏng vấn lên. Kiểm tra xem `slot.interviewerId === user.id` hoặc `user.role === 'HR'`. Trả về false nếu cả hai điều kiện đều sai.</w:t>
+        <w:t>In guard class, load the slot. Check if `slot.interviewerId === user.id` or `user.role === 'HR'`. Return false otherwise.</w:t>
       </w:r>
     </w:p>
     <w:p>
@@ -1314,7 +1314,7 @@
           <w:b/>
           <w:sz w:val="24"/>
         </w:rPr>
-        <w:t>3. Đánh giá, chọn lọc &amp; Tùy biến mã nguồn của Sinh viên</w:t>
+        <w:t>3. Student's Validation, Selection &amp; Source Code Customization</w:t>
       </w:r>
     </w:p>
     <w:p>
@@ -1326,7 +1326,7 @@
           <w:rFonts w:ascii="Times New Roman" w:hAnsi="Times New Roman"/>
           <w:sz w:val="24"/>
         </w:rPr>
-        <w:t>Chúng tôi đã cấu hình Guard kiểm soát cập nhật nhận xét phỏng vấn. Chúng tôi tùy biến để chỉ cho phép chính Người phỏng vấn được phân công lịch đó hoặc Quản lý HR thuộc doanh nghiệp đó có quyền thay đổi thông tin nhận xét, các thành viên khác chỉ có quyền xem.</w:t>
+        <w:t>We configured the FeedbackGuard. We customized it to only allow the assigned interview panel members or HR managers of the organization to modify interview feedback, restricting all other users to read-only access.</w:t>
       </w:r>
     </w:p>
     <w:sectPr>
